--- a/modelos/desligamento-funcionario.docx
+++ b/modelos/desligamento-funcionario.docx
@@ -496,6 +496,167 @@
       <w:r>
         <w:rPr/>
         <w:t>[[FUNCIONARIO_AFETADO]]</w:t>
+      </w:r>
+    </w:p>
+    <w:p>
+      <w:pPr>
+        <w:pStyle w:val="normal1"/>
+        <w:widowControl w:val="false"/>
+        <w:shd w:val="clear" w:fill="auto"/>
+        <w:spacing w:lineRule="auto" w:line="240" w:before="200" w:after="0"/>
+        <w:ind w:hanging="0" w:start="43" w:end="0"/>
+        <w:jc w:val="start"/>
+        <w:rPr>
+          <w:rFonts w:ascii="Open Sans" w:hAnsi="Open Sans" w:eastAsia="Open Sans" w:cs="Open Sans"/>
+          <w:b/>
+          <w:bCs/>
+          <w:i w:val="false"/>
+          <w:iCs w:val="false"/>
+          <w:caps w:val="false"/>
+          <w:smallCaps w:val="false"/>
+          <w:strike w:val="false"/>
+          <w:dstrike w:val="false"/>
+          <w:color w:val="000000"/>
+          <w:position w:val="0"/>
+          <w:sz w:val="24"/>
+          <w:szCs w:val="24"/>
+          <w:u w:val="none"/>
+          <w:shd w:fill="auto" w:val="clear"/>
+          <w:vertAlign w:val="baseline"/>
+        </w:rPr>
+      </w:pPr>
+      <w:r>
+        <w:rPr>
+          <w:rFonts w:eastAsia="Open Sans" w:cs="Open Sans" w:ascii="Open Sans" w:hAnsi="Open Sans"/>
+          <w:b/>
+          <w:bCs/>
+          <w:i w:val="false"/>
+          <w:iCs w:val="false"/>
+          <w:caps w:val="false"/>
+          <w:smallCaps w:val="false"/>
+          <w:strike w:val="false"/>
+          <w:dstrike w:val="false"/>
+          <w:color w:val="000000"/>
+          <w:position w:val="0"/>
+          <w:sz w:val="24"/>
+          <w:szCs w:val="24"/>
+          <w:u w:val="none"/>
+          <w:shd w:fill="auto" w:val="clear"/>
+          <w:vertAlign w:val="baseline"/>
+        </w:rPr>
+        <w:t xml:space="preserve">Cargo: </w:t>
+      </w:r>
+      <w:r>
+        <w:rPr>
+          <w:rFonts w:eastAsia="Open Sans" w:cs="Open Sans" w:ascii="Open Sans" w:hAnsi="Open Sans"/>
+          <w:b w:val="false"/>
+          <w:bCs w:val="false"/>
+          <w:i w:val="false"/>
+          <w:iCs w:val="false"/>
+          <w:caps w:val="false"/>
+          <w:smallCaps w:val="false"/>
+          <w:strike w:val="false"/>
+          <w:dstrike w:val="false"/>
+          <w:color w:val="000000"/>
+          <w:position w:val="0"/>
+          <w:sz w:val="22"/>
+          <w:szCs w:val="22"/>
+          <w:u w:val="none"/>
+          <w:shd w:fill="auto" w:val="clear"/>
+          <w:vertAlign w:val="baseline"/>
+        </w:rPr>
+        <w:t>[[CARGO]]</w:t>
+      </w:r>
+      <w:r>
+        <w:rPr>
+          <w:rFonts w:eastAsia="Open Sans" w:cs="Open Sans" w:ascii="Open Sans" w:hAnsi="Open Sans"/>
+          <w:b/>
+          <w:bCs/>
+          <w:i w:val="false"/>
+          <w:iCs w:val="false"/>
+          <w:caps w:val="false"/>
+          <w:smallCaps w:val="false"/>
+          <w:strike w:val="false"/>
+          <w:dstrike w:val="false"/>
+          <w:color w:val="000000"/>
+          <w:position w:val="0"/>
+          <w:sz w:val="24"/>
+          <w:szCs w:val="24"/>
+          <w:u w:val="none"/>
+          <w:shd w:fill="auto" w:val="clear"/>
+          <w:vertAlign w:val="baseline"/>
+        </w:rPr>
+        <w:tab/>
+      </w:r>
+    </w:p>
+    <w:p>
+      <w:pPr>
+        <w:pStyle w:val="normal1"/>
+        <w:widowControl w:val="false"/>
+        <w:shd w:val="clear" w:fill="auto"/>
+        <w:spacing w:lineRule="auto" w:line="240" w:before="200" w:after="0"/>
+        <w:ind w:hanging="0" w:start="43" w:end="0"/>
+        <w:jc w:val="start"/>
+        <w:rPr>
+          <w:rFonts w:ascii="Open Sans" w:hAnsi="Open Sans" w:eastAsia="Open Sans" w:cs="Open Sans"/>
+          <w:b/>
+          <w:bCs/>
+          <w:i w:val="false"/>
+          <w:iCs w:val="false"/>
+          <w:caps w:val="false"/>
+          <w:smallCaps w:val="false"/>
+          <w:strike w:val="false"/>
+          <w:dstrike w:val="false"/>
+          <w:color w:val="000000"/>
+          <w:position w:val="0"/>
+          <w:sz w:val="24"/>
+          <w:szCs w:val="24"/>
+          <w:u w:val="none"/>
+          <w:shd w:fill="auto" w:val="clear"/>
+          <w:vertAlign w:val="baseline"/>
+        </w:rPr>
+      </w:pPr>
+      <w:r>
+        <w:rPr>
+          <w:rFonts w:eastAsia="Open Sans" w:cs="Open Sans" w:ascii="Open Sans" w:hAnsi="Open Sans"/>
+          <w:b/>
+          <w:bCs/>
+          <w:i w:val="false"/>
+          <w:iCs w:val="false"/>
+          <w:caps w:val="false"/>
+          <w:smallCaps w:val="false"/>
+          <w:strike w:val="false"/>
+          <w:dstrike w:val="false"/>
+          <w:color w:val="000000"/>
+          <w:position w:val="0"/>
+          <w:sz w:val="24"/>
+          <w:szCs w:val="24"/>
+          <w:u w:val="none"/>
+          <w:shd w:fill="auto" w:val="clear"/>
+          <w:vertAlign w:val="baseline"/>
+        </w:rPr>
+        <w:t xml:space="preserve">Data de admissão: </w:t>
+      </w:r>
+      <w:r>
+        <w:rPr>
+          <w:rFonts w:eastAsia="Open Sans" w:cs="Open Sans" w:ascii="Open Sans" w:hAnsi="Open Sans"/>
+          <w:b w:val="false"/>
+          <w:bCs w:val="false"/>
+          <w:i w:val="false"/>
+          <w:iCs w:val="false"/>
+          <w:caps w:val="false"/>
+          <w:smallCaps w:val="false"/>
+          <w:strike w:val="false"/>
+          <w:dstrike w:val="false"/>
+          <w:color w:val="000000"/>
+          <w:position w:val="0"/>
+          <w:sz w:val="22"/>
+          <w:szCs w:val="22"/>
+          <w:u w:val="none"/>
+          <w:shd w:fill="auto" w:val="clear"/>
+          <w:vertAlign w:val="baseline"/>
+        </w:rPr>
+        <w:t>[[DATA_ADMISSAO]]</w:t>
       </w:r>
       <w:r>
         <w:rPr>
@@ -524,7 +685,6 @@
         <w:tab/>
         <w:tab/>
         <w:tab/>
-        <w:tab/>
       </w:r>
     </w:p>
     <w:p>
@@ -1028,11 +1188,7 @@
       </w:r>
       <w:r>
         <w:rPr/>
-        <w:t>Funcionário Responsável                                                                   Sócio Responsáve</w:t>
-      </w:r>
-      <w:r>
-        <w:rPr/>
-        <w:t>l</w:t>
+        <w:t>Funcionário Responsável                                                                   Sócio Responsável</w:t>
       </w:r>
     </w:p>
     <w:p>

--- a/modelos/desligamento-funcionario.docx
+++ b/modelos/desligamento-funcionario.docx
@@ -1147,12 +1147,24 @@
         </w:rPr>
       </w:pPr>
       <w:r>
-        <w:rPr/>
-        <w:t xml:space="preserve">        </w:t>
-      </w:r>
-      <w:r>
-        <w:rPr/>
-        <w:t>_____________________________                                              ___________________________</w:t>
+        <w:rPr>
+          <w:rFonts w:eastAsia="Open Sans" w:cs="Open Sans" w:ascii="Open Sans" w:hAnsi="Open Sans"/>
+          <w:b w:val="false"/>
+          <w:bCs w:val="false"/>
+          <w:i w:val="false"/>
+          <w:iCs w:val="false"/>
+          <w:caps w:val="false"/>
+          <w:smallCaps w:val="false"/>
+          <w:strike w:val="false"/>
+          <w:dstrike w:val="false"/>
+          <w:color w:val="000000"/>
+          <w:position w:val="0"/>
+          <w:sz w:val="22"/>
+          <w:szCs w:val="22"/>
+          <w:u w:val="none"/>
+          <w:shd w:fill="auto" w:val="clear"/>
+          <w:vertAlign w:val="baseline"/>
+        </w:rPr>
       </w:r>
     </w:p>
     <w:p>
@@ -1183,24 +1195,8 @@
         </w:rPr>
       </w:pPr>
       <w:r>
-        <w:rPr/>
-        <w:t xml:space="preserve">                </w:t>
-      </w:r>
-      <w:r>
-        <w:rPr/>
-        <w:t>Funcionário Responsável                                                                   Sócio Responsável</w:t>
-      </w:r>
-    </w:p>
-    <w:p>
-      <w:pPr>
-        <w:pStyle w:val="normal1"/>
-        <w:widowControl w:val="false"/>
-        <w:shd w:val="clear" w:fill="auto"/>
-        <w:spacing w:lineRule="auto" w:line="240" w:before="23" w:after="0"/>
-        <w:ind w:hanging="0" w:start="0" w:end="0"/>
-        <w:jc w:val="center"/>
-        <w:rPr>
-          <w:rFonts w:ascii="Open Sans" w:hAnsi="Open Sans" w:eastAsia="Open Sans" w:cs="Open Sans"/>
+        <w:rPr>
+          <w:rFonts w:eastAsia="Open Sans" w:cs="Open Sans" w:ascii="Open Sans" w:hAnsi="Open Sans"/>
           <w:b w:val="false"/>
           <w:bCs w:val="false"/>
           <w:i w:val="false"/>
@@ -1210,14 +1206,13 @@
           <w:strike w:val="false"/>
           <w:dstrike w:val="false"/>
           <w:color w:val="000000"/>
-          <w:position w:val="0"/>
           <w:sz w:val="22"/>
           <w:szCs w:val="22"/>
           <w:u w:val="none"/>
           <w:shd w:fill="auto" w:val="clear"/>
-          <w:vertAlign w:val="baseline"/>
-        </w:rPr>
-      </w:pPr>
+        </w:rPr>
+        <w:t xml:space="preserve">     </w:t>
+      </w:r>
       <w:r>
         <w:rPr>
           <w:rFonts w:eastAsia="Open Sans" w:cs="Open Sans" w:ascii="Open Sans" w:hAnsi="Open Sans"/>
@@ -1230,26 +1225,44 @@
           <w:strike w:val="false"/>
           <w:dstrike w:val="false"/>
           <w:color w:val="000000"/>
-          <w:position w:val="0"/>
           <w:sz w:val="22"/>
           <w:szCs w:val="22"/>
           <w:u w:val="none"/>
           <w:shd w:fill="auto" w:val="clear"/>
-          <w:vertAlign w:val="baseline"/>
-        </w:rPr>
-        <w:t>_________________________________________</w:t>
-      </w:r>
-    </w:p>
-    <w:p>
-      <w:pPr>
-        <w:pStyle w:val="normal1"/>
-        <w:widowControl w:val="false"/>
-        <w:shd w:val="clear" w:fill="auto"/>
-        <w:spacing w:lineRule="auto" w:line="240" w:before="23" w:after="0"/>
+        </w:rPr>
+        <w:t>Verificação</w:t>
+      </w:r>
+    </w:p>
+    <w:p>
+      <w:pPr>
+        <w:pStyle w:val="normal1"/>
+        <w:widowControl w:val="false"/>
+        <w:shd w:val="clear" w:fill="auto"/>
+        <w:spacing w:lineRule="auto" w:line="240" w:before="200" w:after="0"/>
         <w:ind w:hanging="0" w:start="0" w:end="0"/>
-        <w:jc w:val="center"/>
-        <w:rPr>
-          <w:rFonts w:ascii="Open Sans" w:hAnsi="Open Sans" w:eastAsia="Open Sans" w:cs="Open Sans"/>
+        <w:jc w:val="start"/>
+        <w:rPr>
+          <w:rFonts w:ascii="Open Sans" w:hAnsi="Open Sans" w:eastAsia="Open Sans" w:cs="Open Sans"/>
+          <w:b/>
+          <w:bCs/>
+          <w:i w:val="false"/>
+          <w:iCs w:val="false"/>
+          <w:caps w:val="false"/>
+          <w:smallCaps w:val="false"/>
+          <w:strike w:val="false"/>
+          <w:dstrike w:val="false"/>
+          <w:color w:val="000000"/>
+          <w:position w:val="0"/>
+          <w:sz w:val="24"/>
+          <w:szCs w:val="24"/>
+          <w:u w:val="none"/>
+          <w:shd w:fill="auto" w:val="clear"/>
+          <w:vertAlign w:val="baseline"/>
+        </w:rPr>
+      </w:pPr>
+      <w:r>
+        <w:rPr>
+          <w:rFonts w:eastAsia="Open Sans" w:cs="Open Sans" w:ascii="Open Sans" w:hAnsi="Open Sans"/>
           <w:b w:val="false"/>
           <w:bCs w:val="false"/>
           <w:i w:val="false"/>
@@ -1259,40 +1272,18 @@
           <w:strike w:val="false"/>
           <w:dstrike w:val="false"/>
           <w:color w:val="000000"/>
-          <w:position w:val="0"/>
           <w:sz w:val="22"/>
           <w:szCs w:val="22"/>
           <w:u w:val="none"/>
           <w:shd w:fill="auto" w:val="clear"/>
-          <w:vertAlign w:val="baseline"/>
-        </w:rPr>
-      </w:pPr>
-      <w:r>
-        <w:rPr>
-          <w:rFonts w:eastAsia="Open Sans" w:cs="Open Sans" w:ascii="Open Sans" w:hAnsi="Open Sans"/>
-          <w:b w:val="false"/>
-          <w:bCs w:val="false"/>
-          <w:i w:val="false"/>
-          <w:iCs w:val="false"/>
-          <w:caps w:val="false"/>
-          <w:smallCaps w:val="false"/>
-          <w:strike w:val="false"/>
-          <w:dstrike w:val="false"/>
-          <w:color w:val="000000"/>
-          <w:position w:val="0"/>
-          <w:sz w:val="22"/>
-          <w:szCs w:val="22"/>
-          <w:u w:val="none"/>
-          <w:shd w:fill="auto" w:val="clear"/>
-          <w:vertAlign w:val="baseline"/>
-        </w:rPr>
-        <w:t>Funcionário Afetado</w:t>
+        </w:rPr>
+        <w:t>[[QR_CODE]]</w:t>
       </w:r>
     </w:p>
     <w:sectPr>
       <w:type w:val="nextPage"/>
       <w:pgSz w:w="11906" w:h="16838"/>
-      <w:pgMar w:left="564" w:right="532" w:gutter="0" w:header="0" w:top="647" w:footer="0" w:bottom="3304"/>
+      <w:pgMar w:left="564" w:right="532" w:gutter="0" w:header="0" w:top="647" w:footer="0" w:bottom="567"/>
       <w:pgNumType w:start="1" w:fmt="decimal"/>
       <w:formProt w:val="false"/>
       <w:textDirection w:val="lrTb"/>
